--- a/Take-home_Ex/Take-home_Ex01/Take-home_Ex01.docx
+++ b/Take-home_Ex/Take-home_Ex01/Take-home_Ex01.docx
@@ -7,67 +7,7 @@
         <w:pStyle w:val="Title"/>
       </w:pPr>
       <w:r>
-        <w:t xml:space="preserve">Take-home</w:t>
-      </w:r>
-      <w:r>
-        <w:t xml:space="preserve"> </w:t>
-      </w:r>
-      <w:r>
-        <w:t xml:space="preserve">Exercise</w:t>
-      </w:r>
-      <w:r>
-        <w:t xml:space="preserve"> </w:t>
-      </w:r>
-      <w:r>
-        <w:t xml:space="preserve">1:</w:t>
-      </w:r>
-      <w:r>
-        <w:t xml:space="preserve"> </w:t>
-      </w:r>
-      <w:r>
-        <w:t xml:space="preserve">Demographic</w:t>
-      </w:r>
-      <w:r>
-        <w:t xml:space="preserve"> </w:t>
-      </w:r>
-      <w:r>
-        <w:t xml:space="preserve">structures</w:t>
-      </w:r>
-      <w:r>
-        <w:t xml:space="preserve"> </w:t>
-      </w:r>
-      <w:r>
-        <w:t xml:space="preserve">and</w:t>
-      </w:r>
-      <w:r>
-        <w:t xml:space="preserve"> </w:t>
-      </w:r>
-      <w:r>
-        <w:t xml:space="preserve">distribution</w:t>
-      </w:r>
-      <w:r>
-        <w:t xml:space="preserve"> </w:t>
-      </w:r>
-      <w:r>
-        <w:t xml:space="preserve">of</w:t>
-      </w:r>
-      <w:r>
-        <w:t xml:space="preserve"> </w:t>
-      </w:r>
-      <w:r>
-        <w:t xml:space="preserve">Singapore</w:t>
-      </w:r>
-      <w:r>
-        <w:t xml:space="preserve"> </w:t>
-      </w:r>
-      <w:r>
-        <w:t xml:space="preserve">in</w:t>
-      </w:r>
-      <w:r>
-        <w:t xml:space="preserve"> </w:t>
-      </w:r>
-      <w:r>
-        <w:t xml:space="preserve">2024</w:t>
+        <w:t xml:space="preserve">Take-home Exercise 1: Demographic structures and distribution of Singapore in 2024</w:t>
       </w:r>
     </w:p>
     <w:p>
@@ -75,13 +15,7 @@
         <w:pStyle w:val="Author"/>
       </w:pPr>
       <w:r>
-        <w:t xml:space="preserve">Belinda</w:t>
-      </w:r>
-      <w:r>
-        <w:t xml:space="preserve"> </w:t>
-      </w:r>
-      <w:r>
-        <w:t xml:space="preserve">Lim</w:t>
+        <w:t xml:space="preserve">Belinda Lim</w:t>
       </w:r>
     </w:p>
     <w:p>
@@ -267,7 +201,7 @@
                     <a:graphicData uri="http://schemas.openxmlformats.org/drawingml/2006/picture">
                       <pic:pic>
                         <pic:nvPicPr>
-                          <pic:cNvPr descr="C:\PROGRA~1\RStudio\RESOUR~1\app\bin\quarto\share\formats\docx\note.png" id="27" name="Picture"/>
+                          <pic:cNvPr descr="C:\Program Files\RStudio\resources\app\bin\quarto\share\formats\docx\note.png" id="27" name="Picture"/>
                           <pic:cNvPicPr>
                             <a:picLocks noChangeArrowheads="1" noChangeAspect="1"/>
                           </pic:cNvPicPr>
@@ -587,13 +521,7 @@
         <w:t xml:space="preserve"> </w:t>
       </w:r>
       <w:r>
-        <w:t xml:space="preserve">“</w:t>
-      </w:r>
-      <w:r>
-        <w:t xml:space="preserve">90_and_Over</w:t>
-      </w:r>
-      <w:r>
-        <w:t xml:space="preserve">”</w:t>
+        <w:t xml:space="preserve">“90_and_Over”</w:t>
       </w:r>
       <w:r>
         <w:t xml:space="preserve">. For data visualisation, the category is converted to the numeric number</w:t>
@@ -602,13 +530,7 @@
         <w:t xml:space="preserve"> </w:t>
       </w:r>
       <w:r>
-        <w:t xml:space="preserve">“</w:t>
-      </w:r>
-      <w:r>
-        <w:t xml:space="preserve">90</w:t>
-      </w:r>
-      <w:r>
-        <w:t xml:space="preserve">”</w:t>
+        <w:t xml:space="preserve">“90”</w:t>
       </w:r>
       <w:r>
         <w:t xml:space="preserve"> </w:t>
@@ -620,13 +542,7 @@
         <w:t xml:space="preserve"> </w:t>
       </w:r>
       <w:r>
-        <w:t xml:space="preserve">“</w:t>
-      </w:r>
-      <w:r>
-        <w:t xml:space="preserve">Age</w:t>
-      </w:r>
-      <w:r>
-        <w:t xml:space="preserve">”</w:t>
+        <w:t xml:space="preserve">“Age”</w:t>
       </w:r>
       <w:r>
         <w:t xml:space="preserve"> </w:t>
@@ -638,13 +554,7 @@
         <w:t xml:space="preserve"> </w:t>
       </w:r>
       <w:r>
-        <w:t xml:space="preserve">“</w:t>
-      </w:r>
-      <w:r>
-        <w:t xml:space="preserve">Pop</w:t>
-      </w:r>
-      <w:r>
-        <w:t xml:space="preserve">”</w:t>
+        <w:t xml:space="preserve">“Pop”</w:t>
       </w:r>
       <w:r>
         <w:t xml:space="preserve"> </w:t>
@@ -8213,13 +8123,7 @@
         <w:t xml:space="preserve"> </w:t>
       </w:r>
       <w:r>
-        <w:t xml:space="preserve">“</w:t>
-      </w:r>
-      <w:r>
-        <w:t xml:space="preserve">Dependent_0_14</w:t>
-      </w:r>
-      <w:r>
-        <w:t xml:space="preserve">”</w:t>
+        <w:t xml:space="preserve">“Dependent_0_14”</w:t>
       </w:r>
     </w:p>
     <w:p>
@@ -8236,13 +8140,7 @@
         <w:t xml:space="preserve"> </w:t>
       </w:r>
       <w:r>
-        <w:t xml:space="preserve">“</w:t>
-      </w:r>
-      <w:r>
-        <w:t xml:space="preserve">Dependent_65_plus</w:t>
-      </w:r>
-      <w:r>
-        <w:t xml:space="preserve">”</w:t>
+        <w:t xml:space="preserve">“Dependent_65_plus”</w:t>
       </w:r>
     </w:p>
     <w:p>
@@ -8259,13 +8157,7 @@
         <w:t xml:space="preserve"> </w:t>
       </w:r>
       <w:r>
-        <w:t xml:space="preserve">“</w:t>
-      </w:r>
-      <w:r>
-        <w:t xml:space="preserve">Productive</w:t>
-      </w:r>
-      <w:r>
-        <w:t xml:space="preserve">”</w:t>
+        <w:t xml:space="preserve">“Productive”</w:t>
       </w:r>
     </w:p>
     <w:p>
@@ -11939,7 +11831,7 @@
   </w:style>
   <w:style w:styleId="Subtitle" w:type="paragraph">
     <w:name w:val="Subtitle"/>
-    <w:basedOn w:val="Normal"/>
+    <w:basedOn w:val="Title"/>
     <w:next w:val="BodyText"/>
     <w:link w:val="SubtitleChar"/>
     <w:uiPriority w:val="11"/>
@@ -11952,7 +11844,6 @@
     </w:pPr>
     <w:rPr>
       <w:rFonts w:cstheme="majorBidi" w:eastAsiaTheme="majorEastAsia"/>
-      <w:color w:themeColor="text1" w:themeTint="A6" w:val="595959"/>
       <w:spacing w:val="15"/>
       <w:sz w:val="28"/>
       <w:szCs w:val="28"/>
@@ -12005,7 +11896,6 @@
     </w:pPr>
     <w:rPr>
       <w:b/>
-      <w:color w:val="345A8A"/>
       <w:sz w:val="20"/>
       <w:szCs w:val="20"/>
     </w:rPr>
